--- a/dock_tempaltes/issuance_terms_long.docx
+++ b/dock_tempaltes/issuance_terms_long.docx
@@ -2,6 +2,59 @@
 <file path=word/document.xml><?xml version="1.0" encoding="utf-8"?>
 <w:document xmlns:mc="http://schemas.openxmlformats.org/markup-compatibility/2006" xmlns:o="urn:schemas-microsoft-com:office:office" xmlns:r="http://schemas.openxmlformats.org/officeDocument/2006/relationships" xmlns:m="http://schemas.openxmlformats.org/officeDocument/2006/math" xmlns:v="urn:schemas-microsoft-com:vml" xmlns:wp="http://schemas.openxmlformats.org/drawingml/2006/wordprocessingDrawing" xmlns:w10="urn:schemas-microsoft-com:office:word" xmlns:w="http://schemas.openxmlformats.org/wordprocessingml/2006/main" xmlns:wne="http://schemas.microsoft.com/office/word/2006/wordml" xmlns:sl="http://schemas.openxmlformats.org/schemaLibrary/2006/main" xmlns:a="http://schemas.openxmlformats.org/drawingml/2006/main" xmlns:pic="http://schemas.openxmlformats.org/drawingml/2006/picture" xmlns:c="http://schemas.openxmlformats.org/drawingml/2006/chart" xmlns:lc="http://schemas.openxmlformats.org/drawingml/2006/lockedCanvas" xmlns:dgm="http://schemas.openxmlformats.org/drawingml/2006/diagram" xmlns:wps="http://schemas.microsoft.com/office/word/2010/wordprocessingShape" xmlns:wpg="http://schemas.microsoft.com/office/word/2010/wordprocessingGroup" xmlns:w14="http://schemas.microsoft.com/office/word/2010/wordml" xmlns:w15="http://schemas.microsoft.com/office/word/2012/wordml" xmlns:w16="http://schemas.microsoft.com/office/word/2018/wordml" xmlns:w16cex="http://schemas.microsoft.com/office/word/2018/wordml/cex" xmlns:w16cid="http://schemas.microsoft.com/office/word/2016/wordml/cid" xmlns="http://schemas.microsoft.com/office/tasks/2019/documenttasks" xmlns:cr="http://schemas.microsoft.com/office/comments/2020/reactions">
   <w:body>
+    <w:p>
+      <w:pPr>
+        <w:spacing w:line="280" w:lineRule="auto"/>
+        <w:ind w:left="420" w:firstLine="0"/>
+        <w:jc w:val="center"/>
+        <w:rPr>
+          <w:rFonts w:ascii="Times New Roman" w:cs="Times New Roman" w:eastAsia="Times New Roman" w:hAnsi="Times New Roman"/>
+          <w:b w:val="1"/>
+          <w:bCs w:val="1"/>
+        </w:rPr>
+      </w:pPr>
+      <w:sdt>
+        <w:sdtPr>
+          <w:id w:val="-1096307671"/>
+          <w:tag w:val="goog_rdk_0"/>
+        </w:sdtPr>
+        <w:sdtContent>
+          <w:r>
+            <w:rPr>
+              <w:rFonts w:ascii="Gungsuh" w:cs="Gungsuh" w:eastAsia="Gungsuh" w:hAnsi="Gungsuh"/>
+              <w:b w:val="1"/>
+              <w:bCs w:val="1"/>
+              <w:rtl w:val="0"/>
+            </w:rPr>
+            <w:t xml:space="preserve">グローバル・ロジスティックス・サービス株式会社第</w:t>
+          </w:r>
+        </w:sdtContent>
+      </w:sdt>
+      <w:r>
+        <w:rPr>
+          <w:rFonts w:ascii="Times New Roman" w:cs="Times New Roman" w:eastAsia="Times New Roman" w:hAnsi="Times New Roman"/>
+          <w:rtl w:val="0"/>
+        </w:rPr>
+        <w:t xml:space="preserve">{{ numeric_mm2qnce0 }}</w:t>
+      </w:r>
+      <w:sdt>
+        <w:sdtPr>
+          <w:id w:val="-1408960631"/>
+          <w:tag w:val="goog_rdk_1"/>
+        </w:sdtPr>
+        <w:sdtContent>
+          <w:r>
+            <w:rPr>
+              <w:rFonts w:ascii="Gungsuh" w:cs="Gungsuh" w:eastAsia="Gungsuh" w:hAnsi="Gungsuh"/>
+              <w:b w:val="1"/>
+              <w:bCs w:val="1"/>
+              <w:rtl w:val="0"/>
+            </w:rPr>
+            <w:t xml:space="preserve">回普通社債</w:t>
+          </w:r>
+        </w:sdtContent>
+      </w:sdt>
+    </w:p>
     <w:p>
       <w:pPr>
         <w:spacing w:line="280" w:lineRule="auto"/>
@@ -17,8 +70,8 @@
       </w:pPr>
       <w:sdt>
         <w:sdtPr>
-          <w:id w:val="-1561844401"/>
-          <w:tag w:val="goog_rdk_0"/>
+          <w:id w:val="-1492538078"/>
+          <w:tag w:val="goog_rdk_2"/>
         </w:sdtPr>
         <w:sdtContent>
           <w:r>
@@ -26,30 +79,9 @@
               <w:rFonts w:ascii="Gungsuh" w:cs="Gungsuh" w:eastAsia="Gungsuh" w:hAnsi="Gungsuh"/>
               <w:b w:val="1"/>
               <w:bCs w:val="1"/>
-              <w:sz w:val="23"/>
-              <w:szCs w:val="23"/>
               <w:rtl w:val="0"/>
             </w:rPr>
-            <w:t xml:space="preserve">{{ issuer_company_name }}第{{ bond_number }}</w:t>
-          </w:r>
-        </w:sdtContent>
-      </w:sdt>
-      <w:sdt>
-        <w:sdtPr>
-          <w:id w:val="1930173869"/>
-          <w:tag w:val="goog_rdk_1"/>
-        </w:sdtPr>
-        <w:sdtContent>
-          <w:r>
-            <w:rPr>
-              <w:rFonts w:ascii="Gungsuh" w:cs="Gungsuh" w:eastAsia="Gungsuh" w:hAnsi="Gungsuh"/>
-              <w:b w:val="1"/>
-              <w:bCs w:val="1"/>
-              <w:sz w:val="23"/>
-              <w:szCs w:val="23"/>
-              <w:rtl w:val="0"/>
-            </w:rPr>
-            <w:t xml:space="preserve">回普通社債</w:t>
+            <w:t xml:space="preserve">社債要項</w:t>
           </w:r>
         </w:sdtContent>
       </w:sdt>
@@ -58,39 +90,6 @@
           <w:rtl w:val="0"/>
         </w:rPr>
       </w:r>
-    </w:p>
-    <w:p>
-      <w:pPr>
-        <w:spacing w:line="280" w:lineRule="auto"/>
-        <w:ind w:left="420" w:firstLine="0"/>
-        <w:jc w:val="center"/>
-        <w:rPr>
-          <w:rFonts w:ascii="Times New Roman" w:cs="Times New Roman" w:eastAsia="Times New Roman" w:hAnsi="Times New Roman"/>
-          <w:b w:val="1"/>
-          <w:bCs w:val="1"/>
-          <w:sz w:val="23"/>
-          <w:szCs w:val="23"/>
-        </w:rPr>
-      </w:pPr>
-      <w:sdt>
-        <w:sdtPr>
-          <w:id w:val="-696665311"/>
-          <w:tag w:val="goog_rdk_2"/>
-        </w:sdtPr>
-        <w:sdtContent>
-          <w:r>
-            <w:rPr>
-              <w:rFonts w:ascii="Gungsuh" w:cs="Gungsuh" w:eastAsia="Gungsuh" w:hAnsi="Gungsuh"/>
-              <w:b w:val="1"/>
-              <w:bCs w:val="1"/>
-              <w:sz w:val="23"/>
-              <w:szCs w:val="23"/>
-              <w:rtl w:val="0"/>
-            </w:rPr>
-            <w:t xml:space="preserve">社債要項</w:t>
-          </w:r>
-        </w:sdtContent>
-      </w:sdt>
     </w:p>
     <w:p>
       <w:pPr>
@@ -195,7 +194,7 @@
             </w:pPr>
             <w:sdt>
               <w:sdtPr>
-                <w:id w:val="1608890458"/>
+                <w:id w:val="-557633898"/>
                 <w:tag w:val="goog_rdk_3"/>
               </w:sdtPr>
               <w:sdtContent>
@@ -233,13 +232,21 @@
                 <w:rFonts w:ascii="Times New Roman" w:cs="Times New Roman" w:eastAsia="Times New Roman" w:hAnsi="Times New Roman"/>
               </w:rPr>
             </w:pPr>
-            <w:r>
-              <w:rPr>
-                <w:rFonts w:ascii="Times New Roman" w:cs="Times New Roman" w:eastAsia="Times New Roman" w:hAnsi="Times New Roman"/>
-                <w:rtl w:val="0"/>
-              </w:rPr>
-              <w:t xml:space="preserve">{{ issuer_company_name }}</w:t>
-            </w:r>
+            <w:sdt>
+              <w:sdtPr>
+                <w:id w:val="2057394735"/>
+                <w:tag w:val="goog_rdk_4"/>
+              </w:sdtPr>
+              <w:sdtContent>
+                <w:r>
+                  <w:rPr>
+                    <w:rFonts w:ascii="Gungsuh" w:cs="Gungsuh" w:eastAsia="Gungsuh" w:hAnsi="Gungsuh"/>
+                    <w:rtl w:val="0"/>
+                  </w:rPr>
+                  <w:t xml:space="preserve">グローバル・ロジスティックス・サービス株式会社</w:t>
+                </w:r>
+              </w:sdtContent>
+            </w:sdt>
           </w:p>
         </w:tc>
       </w:tr>
@@ -300,8 +307,8 @@
             </w:pPr>
             <w:sdt>
               <w:sdtPr>
-                <w:id w:val="1258255510"/>
-                <w:tag w:val="goog_rdk_4"/>
+                <w:id w:val="974697174"/>
+                <w:tag w:val="goog_rdk_5"/>
               </w:sdtPr>
               <w:sdtContent>
                 <w:r>
@@ -340,16 +347,16 @@
             </w:pPr>
             <w:sdt>
               <w:sdtPr>
-                <w:id w:val="-343404693"/>
-                <w:tag w:val="goog_rdk_5"/>
-              </w:sdtPr>
-              <w:sdtContent>
-                <w:r>
-                  <w:rPr>
-                    <w:rFonts w:ascii="Gungsuh" w:cs="Gungsuh" w:eastAsia="Gungsuh" w:hAnsi="Gungsuh"/>
-                    <w:rtl w:val="0"/>
-                  </w:rPr>
-                  <w:t xml:space="preserve">金{{ total_bond_amount }}億円</w:t>
+                <w:id w:val="1364199680"/>
+                <w:tag w:val="goog_rdk_6"/>
+              </w:sdtPr>
+              <w:sdtContent>
+                <w:r>
+                  <w:rPr>
+                    <w:rFonts w:ascii="Gungsuh" w:cs="Gungsuh" w:eastAsia="Gungsuh" w:hAnsi="Gungsuh"/>
+                    <w:rtl w:val="0"/>
+                  </w:rPr>
+                  <w:t xml:space="preserve">金{{ numeric_mm2qekj8 }}億円</w:t>
                 </w:r>
               </w:sdtContent>
             </w:sdt>
@@ -418,8 +425,8 @@
             </w:pPr>
             <w:sdt>
               <w:sdtPr>
-                <w:id w:val="-1004105281"/>
-                <w:tag w:val="goog_rdk_6"/>
+                <w:id w:val="1642975001"/>
+                <w:tag w:val="goog_rdk_7"/>
               </w:sdtPr>
               <w:sdtContent>
                 <w:r>
@@ -458,16 +465,16 @@
             </w:pPr>
             <w:sdt>
               <w:sdtPr>
-                <w:id w:val="2067006235"/>
-                <w:tag w:val="goog_rdk_7"/>
-              </w:sdtPr>
-              <w:sdtContent>
-                <w:r>
-                  <w:rPr>
-                    <w:rFonts w:ascii="Gungsuh" w:cs="Gungsuh" w:eastAsia="Gungsuh" w:hAnsi="Gungsuh"/>
-                    <w:rtl w:val="0"/>
-                  </w:rPr>
-                  <w:t xml:space="preserve">金{{ bond_unit_amount }}万円</w:t>
+                <w:id w:val="1476367206"/>
+                <w:tag w:val="goog_rdk_8"/>
+              </w:sdtPr>
+              <w:sdtContent>
+                <w:r>
+                  <w:rPr>
+                    <w:rFonts w:ascii="Gungsuh" w:cs="Gungsuh" w:eastAsia="Gungsuh" w:hAnsi="Gungsuh"/>
+                    <w:rtl w:val="0"/>
+                  </w:rPr>
+                  <w:t xml:space="preserve">金{{ numeric_mkzr5kqz }}万円</w:t>
                 </w:r>
               </w:sdtContent>
             </w:sdt>
@@ -536,8 +543,8 @@
             </w:pPr>
             <w:sdt>
               <w:sdtPr>
-                <w:id w:val="55456118"/>
-                <w:tag w:val="goog_rdk_8"/>
+                <w:id w:val="275110994"/>
+                <w:tag w:val="goog_rdk_9"/>
               </w:sdtPr>
               <w:sdtContent>
                 <w:r>
@@ -576,16 +583,16 @@
             </w:pPr>
             <w:sdt>
               <w:sdtPr>
-                <w:id w:val="-2142823064"/>
-                <w:tag w:val="goog_rdk_9"/>
-              </w:sdtPr>
-              <w:sdtContent>
-                <w:r>
-                  <w:rPr>
-                    <w:rFonts w:ascii="Gungsuh" w:cs="Gungsuh" w:eastAsia="Gungsuh" w:hAnsi="Gungsuh"/>
-                    <w:rtl w:val="0"/>
-                  </w:rPr>
-                  <w:t xml:space="preserve">年{{ interest_rate }}%</w:t>
+                <w:id w:val="1992652142"/>
+                <w:tag w:val="goog_rdk_10"/>
+              </w:sdtPr>
+              <w:sdtContent>
+                <w:r>
+                  <w:rPr>
+                    <w:rFonts w:ascii="Gungsuh" w:cs="Gungsuh" w:eastAsia="Gungsuh" w:hAnsi="Gungsuh"/>
+                    <w:rtl w:val="0"/>
+                  </w:rPr>
+                  <w:t xml:space="preserve">年{{ numeric_mkzva8j2 }}%</w:t>
                 </w:r>
               </w:sdtContent>
             </w:sdt>
@@ -654,8 +661,8 @@
             </w:pPr>
             <w:sdt>
               <w:sdtPr>
-                <w:id w:val="1147682318"/>
-                <w:tag w:val="goog_rdk_10"/>
+                <w:id w:val="184362236"/>
+                <w:tag w:val="goog_rdk_11"/>
               </w:sdtPr>
               <w:sdtContent>
                 <w:r>
@@ -694,8 +701,8 @@
             </w:pPr>
             <w:sdt>
               <w:sdtPr>
-                <w:id w:val="-1186503473"/>
-                <w:tag w:val="goog_rdk_11"/>
+                <w:id w:val="-1838524057"/>
+                <w:tag w:val="goog_rdk_12"/>
               </w:sdtPr>
               <w:sdtContent>
                 <w:r>
@@ -767,8 +774,8 @@
             </w:pPr>
             <w:sdt>
               <w:sdtPr>
-                <w:id w:val="1838868126"/>
-                <w:tag w:val="goog_rdk_12"/>
+                <w:id w:val="1477552332"/>
+                <w:tag w:val="goog_rdk_13"/>
               </w:sdtPr>
               <w:sdtContent>
                 <w:r>
@@ -807,8 +814,8 @@
             </w:pPr>
             <w:sdt>
               <w:sdtPr>
-                <w:id w:val="-1052509173"/>
-                <w:tag w:val="goog_rdk_13"/>
+                <w:id w:val="-1094151423"/>
+                <w:tag w:val="goog_rdk_14"/>
               </w:sdtPr>
               <w:sdtContent>
                 <w:r>
@@ -880,8 +887,8 @@
             </w:pPr>
             <w:sdt>
               <w:sdtPr>
-                <w:id w:val="-409341817"/>
-                <w:tag w:val="goog_rdk_14"/>
+                <w:id w:val="-1174998657"/>
+                <w:tag w:val="goog_rdk_15"/>
               </w:sdtPr>
               <w:sdtContent>
                 <w:r>
@@ -932,12 +939,12 @@
                 <w:highlight w:val="white"/>
                 <w:rtl w:val="0"/>
               </w:rPr>
-              <w:t xml:space="preserve">{{ redemption_date }}</w:t>
+              <w:t xml:space="preserve">{{ date_mkzvbwp7 }}</w:t>
             </w:r>
             <w:sdt>
               <w:sdtPr>
-                <w:id w:val="-112983881"/>
-                <w:tag w:val="goog_rdk_15"/>
+                <w:id w:val="1033392087"/>
+                <w:tag w:val="goog_rdk_16"/>
               </w:sdtPr>
               <w:sdtContent>
                 <w:r>
@@ -964,8 +971,8 @@
             </w:pPr>
             <w:sdt>
               <w:sdtPr>
-                <w:id w:val="-1404010628"/>
-                <w:tag w:val="goog_rdk_16"/>
+                <w:id w:val="-468496810"/>
+                <w:tag w:val="goog_rdk_17"/>
               </w:sdtPr>
               <w:sdtContent>
                 <w:r>
@@ -992,8 +999,8 @@
             </w:pPr>
             <w:sdt>
               <w:sdtPr>
-                <w:id w:val="1428183976"/>
-                <w:tag w:val="goog_rdk_17"/>
+                <w:id w:val="-2123858564"/>
+                <w:tag w:val="goog_rdk_18"/>
               </w:sdtPr>
               <w:sdtContent>
                 <w:r>
@@ -1020,8 +1027,8 @@
             </w:pPr>
             <w:sdt>
               <w:sdtPr>
-                <w:id w:val="32054906"/>
-                <w:tag w:val="goog_rdk_18"/>
+                <w:id w:val="1032268174"/>
+                <w:tag w:val="goog_rdk_19"/>
               </w:sdtPr>
               <w:sdtContent>
                 <w:r>
@@ -1093,8 +1100,8 @@
             </w:pPr>
             <w:sdt>
               <w:sdtPr>
-                <w:id w:val="-2118353917"/>
-                <w:tag w:val="goog_rdk_19"/>
+                <w:id w:val="2062528556"/>
+                <w:tag w:val="goog_rdk_20"/>
               </w:sdtPr>
               <w:sdtContent>
                 <w:r>
@@ -1138,8 +1145,8 @@
             </w:pPr>
             <w:sdt>
               <w:sdtPr>
-                <w:id w:val="1254827191"/>
-                <w:tag w:val="goog_rdk_20"/>
+                <w:id w:val="700796167"/>
+                <w:tag w:val="goog_rdk_21"/>
               </w:sdtPr>
               <w:sdtContent>
                 <w:r>
@@ -1166,8 +1173,8 @@
             </w:pPr>
             <w:sdt>
               <w:sdtPr>
-                <w:id w:val="-1319294495"/>
-                <w:tag w:val="goog_rdk_21"/>
+                <w:id w:val="-1747941976"/>
+                <w:tag w:val="goog_rdk_22"/>
               </w:sdtPr>
               <w:sdtContent>
                 <w:r>
@@ -1194,8 +1201,8 @@
             </w:pPr>
             <w:sdt>
               <w:sdtPr>
-                <w:id w:val="1560397637"/>
-                <w:tag w:val="goog_rdk_22"/>
+                <w:id w:val="-1265809667"/>
+                <w:tag w:val="goog_rdk_23"/>
               </w:sdtPr>
               <w:sdtContent>
                 <w:r>
@@ -1222,8 +1229,8 @@
             </w:pPr>
             <w:sdt>
               <w:sdtPr>
-                <w:id w:val="186378871"/>
-                <w:tag w:val="goog_rdk_23"/>
+                <w:id w:val="832654986"/>
+                <w:tag w:val="goog_rdk_24"/>
               </w:sdtPr>
               <w:sdtContent>
                 <w:r>
@@ -1250,8 +1257,8 @@
             </w:pPr>
             <w:sdt>
               <w:sdtPr>
-                <w:id w:val="-1779274938"/>
-                <w:tag w:val="goog_rdk_24"/>
+                <w:id w:val="-2111354963"/>
+                <w:tag w:val="goog_rdk_25"/>
               </w:sdtPr>
               <w:sdtContent>
                 <w:r>
@@ -1323,8 +1330,8 @@
             </w:pPr>
             <w:sdt>
               <w:sdtPr>
-                <w:id w:val="-412572140"/>
-                <w:tag w:val="goog_rdk_25"/>
+                <w:id w:val="-490799056"/>
+                <w:tag w:val="goog_rdk_26"/>
               </w:sdtPr>
               <w:sdtContent>
                 <w:r>
@@ -1363,8 +1370,8 @@
             </w:pPr>
             <w:sdt>
               <w:sdtPr>
-                <w:id w:val="-812839490"/>
-                <w:tag w:val="goog_rdk_26"/>
+                <w:id w:val="148055828"/>
+                <w:tag w:val="goog_rdk_27"/>
               </w:sdtPr>
               <w:sdtContent>
                 <w:r>
@@ -1436,8 +1443,8 @@
             </w:pPr>
             <w:sdt>
               <w:sdtPr>
-                <w:id w:val="1148356372"/>
-                <w:tag w:val="goog_rdk_27"/>
+                <w:id w:val="-1200640105"/>
+                <w:tag w:val="goog_rdk_28"/>
               </w:sdtPr>
               <w:sdtContent>
                 <w:r>
@@ -1476,8 +1483,8 @@
             </w:pPr>
             <w:sdt>
               <w:sdtPr>
-                <w:id w:val="58381368"/>
-                <w:tag w:val="goog_rdk_28"/>
+                <w:id w:val="1129474858"/>
+                <w:tag w:val="goog_rdk_29"/>
               </w:sdtPr>
               <w:sdtContent>
                 <w:r>
@@ -1504,8 +1511,8 @@
             </w:pPr>
             <w:sdt>
               <w:sdtPr>
-                <w:id w:val="-43236782"/>
-                <w:tag w:val="goog_rdk_29"/>
+                <w:id w:val="2002329870"/>
+                <w:tag w:val="goog_rdk_30"/>
               </w:sdtPr>
               <w:sdtContent>
                 <w:r>
@@ -1532,8 +1539,8 @@
             </w:pPr>
             <w:sdt>
               <w:sdtPr>
-                <w:id w:val="-1535370198"/>
-                <w:tag w:val="goog_rdk_30"/>
+                <w:id w:val="1217363172"/>
+                <w:tag w:val="goog_rdk_31"/>
               </w:sdtPr>
               <w:sdtContent>
                 <w:r>
@@ -1560,8 +1567,8 @@
             </w:pPr>
             <w:sdt>
               <w:sdtPr>
-                <w:id w:val="-1909506172"/>
-                <w:tag w:val="goog_rdk_31"/>
+                <w:id w:val="-728487439"/>
+                <w:tag w:val="goog_rdk_32"/>
               </w:sdtPr>
               <w:sdtContent>
                 <w:r>
@@ -1588,8 +1595,8 @@
             </w:pPr>
             <w:sdt>
               <w:sdtPr>
-                <w:id w:val="-144140023"/>
-                <w:tag w:val="goog_rdk_32"/>
+                <w:id w:val="-270374740"/>
+                <w:tag w:val="goog_rdk_33"/>
               </w:sdtPr>
               <w:sdtContent>
                 <w:r>
@@ -1616,8 +1623,8 @@
             </w:pPr>
             <w:sdt>
               <w:sdtPr>
-                <w:id w:val="2097436266"/>
-                <w:tag w:val="goog_rdk_33"/>
+                <w:id w:val="1525541082"/>
+                <w:tag w:val="goog_rdk_34"/>
               </w:sdtPr>
               <w:sdtContent>
                 <w:r>
@@ -1689,8 +1696,8 @@
             </w:pPr>
             <w:sdt>
               <w:sdtPr>
-                <w:id w:val="1096375169"/>
-                <w:tag w:val="goog_rdk_34"/>
+                <w:id w:val="-157953688"/>
+                <w:tag w:val="goog_rdk_35"/>
               </w:sdtPr>
               <w:sdtContent>
                 <w:r>
@@ -1729,8 +1736,8 @@
             </w:pPr>
             <w:sdt>
               <w:sdtPr>
-                <w:id w:val="-846197005"/>
-                <w:tag w:val="goog_rdk_35"/>
+                <w:id w:val="-1384899142"/>
+                <w:tag w:val="goog_rdk_36"/>
               </w:sdtPr>
               <w:sdtContent>
                 <w:r>
@@ -1802,8 +1809,8 @@
             </w:pPr>
             <w:sdt>
               <w:sdtPr>
-                <w:id w:val="-793916241"/>
-                <w:tag w:val="goog_rdk_36"/>
+                <w:id w:val="-262865850"/>
+                <w:tag w:val="goog_rdk_37"/>
               </w:sdtPr>
               <w:sdtContent>
                 <w:r>
@@ -1842,8 +1849,8 @@
             </w:pPr>
             <w:sdt>
               <w:sdtPr>
-                <w:id w:val="1028366880"/>
-                <w:tag w:val="goog_rdk_37"/>
+                <w:id w:val="1987714940"/>
+                <w:tag w:val="goog_rdk_38"/>
               </w:sdtPr>
               <w:sdtContent>
                 <w:r>
@@ -1915,8 +1922,8 @@
             </w:pPr>
             <w:sdt>
               <w:sdtPr>
-                <w:id w:val="1746533056"/>
-                <w:tag w:val="goog_rdk_38"/>
+                <w:id w:val="-1017769169"/>
+                <w:tag w:val="goog_rdk_39"/>
               </w:sdtPr>
               <w:sdtContent>
                 <w:r>
@@ -1960,8 +1967,8 @@
             </w:pPr>
             <w:sdt>
               <w:sdtPr>
-                <w:id w:val="181610118"/>
-                <w:tag w:val="goog_rdk_39"/>
+                <w:id w:val="-652724364"/>
+                <w:tag w:val="goog_rdk_40"/>
               </w:sdtPr>
               <w:sdtContent>
                 <w:r>
@@ -1988,8 +1995,8 @@
             </w:pPr>
             <w:sdt>
               <w:sdtPr>
-                <w:id w:val="-1493317932"/>
-                <w:tag w:val="goog_rdk_40"/>
+                <w:id w:val="144836423"/>
+                <w:tag w:val="goog_rdk_41"/>
               </w:sdtPr>
               <w:sdtContent>
                 <w:r>
@@ -2061,8 +2068,8 @@
             </w:pPr>
             <w:sdt>
               <w:sdtPr>
-                <w:id w:val="-253452133"/>
-                <w:tag w:val="goog_rdk_41"/>
+                <w:id w:val="-218144002"/>
+                <w:tag w:val="goog_rdk_42"/>
               </w:sdtPr>
               <w:sdtContent>
                 <w:r>
@@ -2106,8 +2113,8 @@
             </w:pPr>
             <w:sdt>
               <w:sdtPr>
-                <w:id w:val="-970341193"/>
-                <w:tag w:val="goog_rdk_42"/>
+                <w:id w:val="-2096253098"/>
+                <w:tag w:val="goog_rdk_43"/>
               </w:sdtPr>
               <w:sdtContent>
                 <w:r>
@@ -2134,8 +2141,8 @@
             </w:pPr>
             <w:sdt>
               <w:sdtPr>
-                <w:id w:val="57862878"/>
-                <w:tag w:val="goog_rdk_43"/>
+                <w:id w:val="1905771617"/>
+                <w:tag w:val="goog_rdk_44"/>
               </w:sdtPr>
               <w:sdtContent>
                 <w:r>
@@ -2207,8 +2214,8 @@
             </w:pPr>
             <w:sdt>
               <w:sdtPr>
-                <w:id w:val="-1926240716"/>
-                <w:tag w:val="goog_rdk_44"/>
+                <w:id w:val="42874888"/>
+                <w:tag w:val="goog_rdk_45"/>
               </w:sdtPr>
               <w:sdtContent>
                 <w:r>
@@ -2247,8 +2254,8 @@
             </w:pPr>
             <w:sdt>
               <w:sdtPr>
-                <w:id w:val="-1410684536"/>
-                <w:tag w:val="goog_rdk_45"/>
+                <w:id w:val="-2147466699"/>
+                <w:tag w:val="goog_rdk_46"/>
               </w:sdtPr>
               <w:sdtContent>
                 <w:r>
@@ -2320,8 +2327,8 @@
             </w:pPr>
             <w:sdt>
               <w:sdtPr>
-                <w:id w:val="1068188941"/>
-                <w:tag w:val="goog_rdk_46"/>
+                <w:id w:val="-1613993236"/>
+                <w:tag w:val="goog_rdk_47"/>
               </w:sdtPr>
               <w:sdtContent>
                 <w:r>
@@ -2363,7 +2370,7 @@
                 <w:rFonts w:ascii="Times New Roman" w:cs="Times New Roman" w:eastAsia="Times New Roman" w:hAnsi="Times New Roman"/>
                 <w:rtl w:val="0"/>
               </w:rPr>
-              <w:t xml:space="preserve">{{ payment_deadline }}</w:t>
+              <w:t xml:space="preserve">{{ date_mkzvtpra }}</w:t>
             </w:r>
           </w:p>
         </w:tc>
@@ -2425,8 +2432,8 @@
             </w:pPr>
             <w:sdt>
               <w:sdtPr>
-                <w:id w:val="-118047643"/>
-                <w:tag w:val="goog_rdk_47"/>
+                <w:id w:val="938088687"/>
+                <w:tag w:val="goog_rdk_48"/>
               </w:sdtPr>
               <w:sdtContent>
                 <w:r>
@@ -2458,21 +2465,93 @@
           </w:tcPr>
           <w:p>
             <w:pPr>
-              <w:spacing w:line="276" w:lineRule="auto"/>
-              <w:jc w:val="left"/>
-              <w:rPr>
-                <w:rFonts w:ascii="Times New Roman" w:cs="Times New Roman" w:eastAsia="Times New Roman" w:hAnsi="Times New Roman"/>
-              </w:rPr>
-            </w:pPr>
+              <w:spacing w:line="280" w:lineRule="auto"/>
+              <w:rPr>
+                <w:rFonts w:ascii="Times New Roman" w:cs="Times New Roman" w:eastAsia="Times New Roman" w:hAnsi="Times New Roman"/>
+              </w:rPr>
+            </w:pPr>
+            <w:sdt>
+              <w:sdtPr>
+                <w:id w:val="-746962567"/>
+                <w:tag w:val="goog_rdk_49"/>
+              </w:sdtPr>
+              <w:sdtContent>
+                <w:r>
+                  <w:rPr>
+                    <w:rFonts w:ascii="Gungsuh" w:cs="Gungsuh" w:eastAsia="Gungsuh" w:hAnsi="Gungsuh"/>
+                    <w:rtl w:val="0"/>
+                  </w:rPr>
+                  <w:t xml:space="preserve">GMOあおぞらネット銀行　</w:t>
+                </w:r>
+              </w:sdtContent>
+            </w:sdt>
             <w:r>
               <w:rPr>
-                <w:rFonts w:ascii="MS Mincho" w:cs="MS Mincho" w:eastAsia="MS Mincho" w:hAnsi="MS Mincho"/>
-                <w:sz w:val="22"/>
-                <w:szCs w:val="22"/>
                 <w:rtl w:val="0"/>
               </w:rPr>
-              <w:t xml:space="preserve">{{ bank_info }}</w:t>
+              <w:t xml:space="preserve">法人営業部</w:t>
             </w:r>
+            <w:sdt>
+              <w:sdtPr>
+                <w:id w:val="498297356"/>
+                <w:tag w:val="goog_rdk_50"/>
+              </w:sdtPr>
+              <w:sdtContent>
+                <w:r>
+                  <w:rPr>
+                    <w:rFonts w:ascii="Gungsuh" w:cs="Gungsuh" w:eastAsia="Gungsuh" w:hAnsi="Gungsuh"/>
+                    <w:rtl w:val="0"/>
+                  </w:rPr>
+                  <w:t xml:space="preserve">　普通預金　</w:t>
+                </w:r>
+              </w:sdtContent>
+            </w:sdt>
+          </w:p>
+          <w:p>
+            <w:pPr>
+              <w:spacing w:line="280" w:lineRule="auto"/>
+              <w:rPr>
+                <w:rFonts w:ascii="Times New Roman" w:cs="Times New Roman" w:eastAsia="Times New Roman" w:hAnsi="Times New Roman"/>
+              </w:rPr>
+            </w:pPr>
+            <w:sdt>
+              <w:sdtPr>
+                <w:id w:val="-1204923904"/>
+                <w:tag w:val="goog_rdk_51"/>
+              </w:sdtPr>
+              <w:sdtContent>
+                <w:r>
+                  <w:rPr>
+                    <w:rFonts w:ascii="Gungsuh" w:cs="Gungsuh" w:eastAsia="Gungsuh" w:hAnsi="Gungsuh"/>
+                    <w:rtl w:val="0"/>
+                  </w:rPr>
+                  <w:t xml:space="preserve">口座番号　2358599</w:t>
+                </w:r>
+              </w:sdtContent>
+            </w:sdt>
+          </w:p>
+          <w:p>
+            <w:pPr>
+              <w:spacing w:line="280" w:lineRule="auto"/>
+              <w:rPr>
+                <w:rFonts w:ascii="Times New Roman" w:cs="Times New Roman" w:eastAsia="Times New Roman" w:hAnsi="Times New Roman"/>
+              </w:rPr>
+            </w:pPr>
+            <w:sdt>
+              <w:sdtPr>
+                <w:id w:val="617611874"/>
+                <w:tag w:val="goog_rdk_52"/>
+              </w:sdtPr>
+              <w:sdtContent>
+                <w:r>
+                  <w:rPr>
+                    <w:rFonts w:ascii="Gungsuh" w:cs="Gungsuh" w:eastAsia="Gungsuh" w:hAnsi="Gungsuh"/>
+                    <w:rtl w:val="0"/>
+                  </w:rPr>
+                  <w:t xml:space="preserve">グロ－バルロジステイツクスサ－ビス（カ</w:t>
+                </w:r>
+              </w:sdtContent>
+            </w:sdt>
             <w:r>
               <w:rPr>
                 <w:rtl w:val="0"/>
@@ -2571,8 +2650,8 @@
       </w:pPr>
       <w:sdt>
         <w:sdtPr>
-          <w:id w:val="2093718397"/>
-          <w:tag w:val="goog_rdk_48"/>
+          <w:id w:val="-625957706"/>
+          <w:tag w:val="goog_rdk_53"/>
         </w:sdtPr>
         <w:sdtContent>
           <w:r>
@@ -3680,7 +3759,7 @@
 
 <file path=customXML/item1.xml><?xml version="1.0" encoding="utf-8"?>
 <go:gDocsCustomXmlDataStorage xmlns:go="http://customooxmlschemas.google.com/" xmlns:r="http://schemas.openxmlformats.org/officeDocument/2006/relationships" uri="GoogleDocsCustomDataVersion2">
-  <go:docsCustomData xmlns:go="http://customooxmlschemas.google.com/" roundtripDataSignature="AMtx7mjzXuBzTDD0x0E5XjYi2jLZ1I7jyw==">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</go:docsCustomData>
+  <go:docsCustomData xmlns:go="http://customooxmlschemas.google.com/" roundtripDataSignature="AMtx7micszvIuHPvOy0lmPMBSmjQERyeWQ==">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</go:docsCustomData>
 </go:gDocsCustomXmlDataStorage>
 </file>
 
